--- a/worlds/ondina-vasquell/file-review/revision/filesystem/clinical/id_consult_note_05182026.docx
+++ b/worlds/ondina-vasquell/file-review/revision/filesystem/clinical/id_consult_note_05182026.docx
@@ -312,7 +312,7 @@
           <w:color w:val="5E6670"/>
           <w:sz w:val="16"/>
         </w:rPr>
-        <w:t>Author: Helena Brusk, MD - Infectious Disease | Date of Service: 05/18/2026 1500 | Status: Signed</w:t>
+        <w:t>Author: Helena Brusk, MD - Infectious Disease | Date of Service: 05/18/2026 1730 | Status: Signed</w:t>
       </w:r>
     </w:p>
     <w:p>
@@ -770,7 +770,7 @@
           <w:color w:val="5E6670"/>
           <w:sz w:val="18"/>
         </w:rPr>
-        <w:t>Electronically signed by Helena Brusk, MD on 05/18/2026 1540</w:t>
+        <w:t>Electronically signed by Helena Brusk, MD on 05/18/2026 1745</w:t>
       </w:r>
     </w:p>
     <w:sectPr>
